--- a/Hnnn-Ppe/H306-2Mq.docx
+++ b/Hnnn-Ppe/H306-2Mq.docx
@@ -614,7 +614,27 @@
           <w:color w:val="auto"/>
           <w:lang w:val="en-029"/>
         </w:rPr>
-        <w:t xml:space="preserve">an him arose from him country ina Power an them swore also with persons with him. </w:t>
+        <w:t xml:space="preserve">an him arose from him country ina Power an </w:t>
+      </w:r>
+      <w:bookmarkStart w:id="0" w:name="_Hlk212374822"/>
+      <w:r>
+        <w:rPr>
+          <w:rFonts w:ascii="Gentium" w:hAnsi="Gentium" w:cs="Gentium"/>
+          <w:noProof/>
+          <w:color w:val="auto"/>
+          <w:lang w:val="en-029"/>
+        </w:rPr>
+        <w:t>them swore also with persons with him</w:t>
+      </w:r>
+      <w:bookmarkEnd w:id="0"/>
+      <w:r>
+        <w:rPr>
+          <w:rFonts w:ascii="Gentium" w:hAnsi="Gentium" w:cs="Gentium"/>
+          <w:noProof/>
+          <w:color w:val="auto"/>
+          <w:lang w:val="en-029"/>
+        </w:rPr>
+        <w:t xml:space="preserve">. </w:t>
       </w:r>
       <w:r>
         <w:rPr>
@@ -2679,7 +2699,25 @@
           <w:color w:val="auto"/>
           <w:lang w:val="en-029"/>
         </w:rPr>
-        <w:t xml:space="preserve">t becau thou who firmed up thy collar of reasonin an say </w:t>
+        <w:t>t becau thou who firmed up thy collar of reasonin an say</w:t>
+      </w:r>
+      <w:r>
+        <w:rPr>
+          <w:rFonts w:ascii="Gentium" w:hAnsi="Gentium" w:cs="Gentium"/>
+          <w:noProof/>
+          <w:color w:val="auto"/>
+          <w:lang w:val="en-029"/>
+        </w:rPr>
+        <w:t>, “</w:t>
+      </w:r>
+      <w:r>
+        <w:rPr>
+          <w:rFonts w:ascii="Gentium" w:hAnsi="Gentium" w:cs="Gentium"/>
+          <w:noProof/>
+          <w:color w:val="auto"/>
+          <w:lang w:val="en-029"/>
+        </w:rPr>
+        <w:t xml:space="preserve">Mi incircled the country </w:t>
       </w:r>
       <w:r>
         <w:rPr>
@@ -2697,24 +2735,6 @@
           <w:color w:val="auto"/>
           <w:lang w:val="en-029"/>
         </w:rPr>
-        <w:t xml:space="preserve">Mi incircled the country </w:t>
-      </w:r>
-      <w:r>
-        <w:rPr>
-          <w:rFonts w:ascii="Gentium" w:hAnsi="Gentium" w:cs="Gentium"/>
-          <w:noProof/>
-          <w:color w:val="auto"/>
-          <w:lang w:val="en-029"/>
-        </w:rPr>
-        <w:t>‘</w:t>
-      </w:r>
-      <w:r>
-        <w:rPr>
-          <w:rFonts w:ascii="Gentium" w:hAnsi="Gentium" w:cs="Gentium"/>
-          <w:noProof/>
-          <w:color w:val="auto"/>
-          <w:lang w:val="en-029"/>
-        </w:rPr>
         <w:t>Iyerusaliem by mi authority firmness.</w:t>
       </w:r>
       <w:r>
@@ -2724,6 +2744,43 @@
           <w:color w:val="auto"/>
           <w:lang w:val="en-029"/>
         </w:rPr>
+        <w:t>”</w:t>
+      </w:r>
+      <w:r>
+        <w:rPr>
+          <w:rFonts w:ascii="Gentium" w:hAnsi="Gentium" w:cs="Gentium"/>
+          <w:noProof/>
+          <w:color w:val="auto"/>
+          <w:lang w:val="en-029"/>
+        </w:rPr>
+        <w:t xml:space="preserve"> </w:t>
+      </w:r>
+      <w:r>
+        <w:rPr>
+          <w:rFonts w:ascii="Gentium" w:hAnsi="Gentium" w:cs="Gentium"/>
+          <w:noProof/>
+          <w:color w:val="0070C0"/>
+          <w:vertAlign w:val="superscript"/>
+          <w:lang w:val="en-029"/>
+        </w:rPr>
+        <w:t>6 </w:t>
+      </w:r>
+      <w:r>
+        <w:rPr>
+          <w:rFonts w:ascii="Gentium" w:hAnsi="Gentium" w:cs="Gentium"/>
+          <w:noProof/>
+          <w:color w:val="auto"/>
+          <w:lang w:val="en-029"/>
+        </w:rPr>
+        <w:t>As persons who doubt aren</w:t>
+      </w:r>
+      <w:r>
+        <w:rPr>
+          <w:rFonts w:ascii="Gentium" w:hAnsi="Gentium" w:cs="Gentium"/>
+          <w:noProof/>
+          <w:color w:val="auto"/>
+          <w:lang w:val="en-029"/>
+        </w:rPr>
         <w:t>’</w:t>
       </w:r>
       <w:r>
@@ -2733,6 +2790,78 @@
           <w:color w:val="auto"/>
           <w:lang w:val="en-029"/>
         </w:rPr>
+        <w:t>t disciplined fe enter repentance</w:t>
+      </w:r>
+      <w:r>
+        <w:rPr>
+          <w:rFonts w:ascii="Gentium" w:hAnsi="Gentium" w:cs="Gentium"/>
+          <w:noProof/>
+          <w:color w:val="auto"/>
+          <w:lang w:val="en-029"/>
+        </w:rPr>
+        <w:t xml:space="preserve"> ~ </w:t>
+      </w:r>
+      <w:r>
+        <w:rPr>
+          <w:rFonts w:ascii="Gentium" w:hAnsi="Gentium" w:cs="Gentium"/>
+          <w:noProof/>
+          <w:color w:val="auto"/>
+          <w:lang w:val="en-029"/>
+        </w:rPr>
+        <w:t>don</w:t>
+      </w:r>
+      <w:r>
+        <w:rPr>
+          <w:rFonts w:ascii="Gentium" w:hAnsi="Gentium" w:cs="Gentium"/>
+          <w:noProof/>
+          <w:color w:val="auto"/>
+          <w:lang w:val="en-029"/>
+        </w:rPr>
+        <w:t>’</w:t>
+      </w:r>
+      <w:r>
+        <w:rPr>
+          <w:rFonts w:ascii="Gentium" w:hAnsi="Gentium" w:cs="Gentium"/>
+          <w:noProof/>
+          <w:color w:val="auto"/>
+          <w:lang w:val="en-029"/>
+        </w:rPr>
+        <w:t>t be a doubter</w:t>
+      </w:r>
+      <w:r>
+        <w:rPr>
+          <w:rFonts w:ascii="Gentium" w:hAnsi="Gentium" w:cs="Gentium"/>
+          <w:noProof/>
+          <w:color w:val="auto"/>
+          <w:lang w:val="en-029"/>
+        </w:rPr>
+        <w:t xml:space="preserve"> ~ </w:t>
+      </w:r>
+      <w:r>
+        <w:rPr>
+          <w:rFonts w:ascii="Gentium" w:hAnsi="Gentium" w:cs="Gentium"/>
+          <w:noProof/>
+          <w:color w:val="auto"/>
+          <w:lang w:val="en-029"/>
+        </w:rPr>
+        <w:t>an now enter repentance bein disciplined ina thy complete reasonin.</w:t>
+      </w:r>
+      <w:r>
+        <w:rPr>
+          <w:rFonts w:ascii="Gentium" w:hAnsi="Gentium" w:cs="Gentium"/>
+          <w:noProof/>
+          <w:color w:val="auto"/>
+          <w:lang w:val="en-029"/>
+        </w:rPr>
+        <w:t>”</w:t>
+      </w:r>
+      <w:r>
+        <w:rPr>
+          <w:rFonts w:ascii="Gentium" w:hAnsi="Gentium" w:cs="Gentium"/>
+          <w:noProof/>
+          <w:color w:val="auto"/>
+          <w:lang w:val="en-029"/>
+        </w:rPr>
         <w:t xml:space="preserve"> </w:t>
       </w:r>
       <w:r>
@@ -2743,115 +2872,6 @@
           <w:vertAlign w:val="superscript"/>
           <w:lang w:val="en-029"/>
         </w:rPr>
-        <w:t>6 </w:t>
-      </w:r>
-      <w:r>
-        <w:rPr>
-          <w:rFonts w:ascii="Gentium" w:hAnsi="Gentium" w:cs="Gentium"/>
-          <w:noProof/>
-          <w:color w:val="auto"/>
-          <w:lang w:val="en-029"/>
-        </w:rPr>
-        <w:t>As persons who doubt aren</w:t>
-      </w:r>
-      <w:r>
-        <w:rPr>
-          <w:rFonts w:ascii="Gentium" w:hAnsi="Gentium" w:cs="Gentium"/>
-          <w:noProof/>
-          <w:color w:val="auto"/>
-          <w:lang w:val="en-029"/>
-        </w:rPr>
-        <w:t>’</w:t>
-      </w:r>
-      <w:r>
-        <w:rPr>
-          <w:rFonts w:ascii="Gentium" w:hAnsi="Gentium" w:cs="Gentium"/>
-          <w:noProof/>
-          <w:color w:val="auto"/>
-          <w:lang w:val="en-029"/>
-        </w:rPr>
-        <w:t>t disciplined fe enter repentance</w:t>
-      </w:r>
-      <w:r>
-        <w:rPr>
-          <w:rFonts w:ascii="Gentium" w:hAnsi="Gentium" w:cs="Gentium"/>
-          <w:noProof/>
-          <w:color w:val="auto"/>
-          <w:lang w:val="en-029"/>
-        </w:rPr>
-        <w:t xml:space="preserve"> ~ </w:t>
-      </w:r>
-      <w:r>
-        <w:rPr>
-          <w:rFonts w:ascii="Gentium" w:hAnsi="Gentium" w:cs="Gentium"/>
-          <w:noProof/>
-          <w:color w:val="auto"/>
-          <w:lang w:val="en-029"/>
-        </w:rPr>
-        <w:t>don</w:t>
-      </w:r>
-      <w:r>
-        <w:rPr>
-          <w:rFonts w:ascii="Gentium" w:hAnsi="Gentium" w:cs="Gentium"/>
-          <w:noProof/>
-          <w:color w:val="auto"/>
-          <w:lang w:val="en-029"/>
-        </w:rPr>
-        <w:t>’</w:t>
-      </w:r>
-      <w:r>
-        <w:rPr>
-          <w:rFonts w:ascii="Gentium" w:hAnsi="Gentium" w:cs="Gentium"/>
-          <w:noProof/>
-          <w:color w:val="auto"/>
-          <w:lang w:val="en-029"/>
-        </w:rPr>
-        <w:t>t be a doubter</w:t>
-      </w:r>
-      <w:r>
-        <w:rPr>
-          <w:rFonts w:ascii="Gentium" w:hAnsi="Gentium" w:cs="Gentium"/>
-          <w:noProof/>
-          <w:color w:val="auto"/>
-          <w:lang w:val="en-029"/>
-        </w:rPr>
-        <w:t xml:space="preserve"> ~ </w:t>
-      </w:r>
-      <w:r>
-        <w:rPr>
-          <w:rFonts w:ascii="Gentium" w:hAnsi="Gentium" w:cs="Gentium"/>
-          <w:noProof/>
-          <w:color w:val="auto"/>
-          <w:lang w:val="en-029"/>
-        </w:rPr>
-        <w:t>an now enter repentance bein disciplined ina thy complete reasonin.</w:t>
-      </w:r>
-      <w:r>
-        <w:rPr>
-          <w:rFonts w:ascii="Gentium" w:hAnsi="Gentium" w:cs="Gentium"/>
-          <w:noProof/>
-          <w:color w:val="auto"/>
-          <w:lang w:val="en-029"/>
-        </w:rPr>
-        <w:t>”</w:t>
-      </w:r>
-      <w:r>
-        <w:rPr>
-          <w:rFonts w:ascii="Gentium" w:hAnsi="Gentium" w:cs="Gentium"/>
-          <w:noProof/>
-          <w:color w:val="auto"/>
-          <w:lang w:val="en-029"/>
-        </w:rPr>
-        <w:t xml:space="preserve"> </w:t>
-      </w:r>
-      <w:r>
-        <w:rPr>
-          <w:rFonts w:ascii="Gentium" w:hAnsi="Gentium" w:cs="Gentium"/>
-          <w:noProof/>
-          <w:color w:val="0070C0"/>
-          <w:vertAlign w:val="superscript"/>
-          <w:lang w:val="en-029"/>
-        </w:rPr>
         <w:t>7 </w:t>
       </w:r>
       <w:r>
@@ -2861,7 +2881,25 @@
           <w:color w:val="auto"/>
           <w:lang w:val="en-029"/>
         </w:rPr>
-        <w:t>However persons are admired who enter repentance ina them complete reasonins an who don</w:t>
+        <w:t>However</w:t>
+      </w:r>
+      <w:r>
+        <w:rPr>
+          <w:rFonts w:ascii="Gentium" w:hAnsi="Gentium" w:cs="Gentium"/>
+          <w:noProof/>
+          <w:color w:val="auto"/>
+          <w:lang w:val="en-029"/>
+        </w:rPr>
+        <w:t>,</w:t>
+      </w:r>
+      <w:r>
+        <w:rPr>
+          <w:rFonts w:ascii="Gentium" w:hAnsi="Gentium" w:cs="Gentium"/>
+          <w:noProof/>
+          <w:color w:val="auto"/>
+          <w:lang w:val="en-029"/>
+        </w:rPr>
+        <w:t xml:space="preserve"> persons are admired who enter repentance ina them complete reasonins an who don</w:t>
       </w:r>
       <w:r>
         <w:rPr>
@@ -10114,20 +10152,15 @@
         </w:rPr>
         <w:t>thou will finish all thy hardship by that also.</w:t>
       </w:r>
-    </w:p>
-    <w:p>
-      <w:pPr>
-        <w:pStyle w:val="Default"/>
-        <w:widowControl/>
-        <w:spacing w:before="120"/>
-        <w:jc w:val="both"/>
-        <w:rPr>
-          <w:rFonts w:ascii="Gentium" w:hAnsi="Gentium" w:cs="Gentium"/>
-          <w:noProof/>
-          <w:color w:val="auto"/>
-          <w:lang w:val="en-029"/>
-        </w:rPr>
-      </w:pPr>
+      <w:r>
+        <w:rPr>
+          <w:rFonts w:ascii="Gentium" w:hAnsi="Gentium" w:cs="Gentium"/>
+          <w:noProof/>
+          <w:color w:val="auto"/>
+          <w:lang w:val="en-029"/>
+        </w:rPr>
+        <w:t xml:space="preserve"> </w:t>
+      </w:r>
       <w:r>
         <w:rPr>
           <w:rFonts w:ascii="Gentium" w:hAnsi="Gentium" w:cs="Gentium"/>
@@ -23420,20 +23453,15 @@
         </w:rPr>
         <w:t>t arise.</w:t>
       </w:r>
-    </w:p>
-    <w:p>
-      <w:pPr>
-        <w:pStyle w:val="Default"/>
-        <w:widowControl/>
-        <w:spacing w:before="120"/>
-        <w:jc w:val="both"/>
-        <w:rPr>
-          <w:rFonts w:ascii="Gentium" w:hAnsi="Gentium" w:cs="Gentium"/>
-          <w:noProof/>
-          <w:color w:val="auto"/>
-          <w:lang w:val="en-029"/>
-        </w:rPr>
-      </w:pPr>
+      <w:r>
+        <w:rPr>
+          <w:rFonts w:ascii="Gentium" w:hAnsi="Gentium" w:cs="Gentium"/>
+          <w:noProof/>
+          <w:color w:val="auto"/>
+          <w:lang w:val="en-029"/>
+        </w:rPr>
+        <w:t xml:space="preserve"> </w:t>
+      </w:r>
       <w:r>
         <w:rPr>
           <w:rFonts w:ascii="Gentium" w:hAnsi="Gentium" w:cs="Gentium"/>
